--- a/tillsyn/A 48278-2024 tillsynsbegäran.docx
+++ b/tillsyn/A 48278-2024 tillsynsbegäran.docx
@@ -355,7 +355,7 @@
     <w:r>
       <w:tab/>
       <w:tab/>
-      <w:t>2024-11-29</w:t>
+      <w:t>2024-11-30</w:t>
       <w:br/>
       <w:br/>
     </w:r>

--- a/tillsyn/A 48278-2024 tillsynsbegäran.docx
+++ b/tillsyn/A 48278-2024 tillsynsbegäran.docx
@@ -355,7 +355,7 @@
     <w:r>
       <w:tab/>
       <w:tab/>
-      <w:t>2024-11-30</w:t>
+      <w:t>2024-12-01</w:t>
       <w:br/>
       <w:br/>
     </w:r>

--- a/tillsyn/A 48278-2024 tillsynsbegäran.docx
+++ b/tillsyn/A 48278-2024 tillsynsbegäran.docx
@@ -355,7 +355,7 @@
     <w:r>
       <w:tab/>
       <w:tab/>
-      <w:t>2024-12-01</w:t>
+      <w:t>2024-12-02</w:t>
       <w:br/>
       <w:br/>
     </w:r>

--- a/tillsyn/A 48278-2024 tillsynsbegäran.docx
+++ b/tillsyn/A 48278-2024 tillsynsbegäran.docx
@@ -7,7 +7,7 @@
         <w:pStyle w:val="Title"/>
       </w:pPr>
       <w:r>
-        <w:t>Tillsynsbegäran - information om höga naturvärden och fridlysta arter i avverkningsanmälan A 48278-2024 i Värnamo kommun</w:t>
+        <w:t>Tillsynsbegäran – information om höga naturvärden och fridlysta arter i avverkningsanmälan A 48278-2024 i Värnamo kommun</w:t>
       </w:r>
     </w:p>
     <w:p>
@@ -125,7 +125,7 @@
         <w:t>Järpe (NT, §4)</w:t>
       </w:r>
       <w:r>
-        <w:t xml:space="preserve">, rödlistad som nära hotad och prioriterad art i Skogsvårdslagen har häckningsrevir i avverkningsanmälan. Arten har minskat med 25 (10 - 40) % under de senaste 12 åren och är mycket stationär inom sitt revir som är minst 25 hektar stort. Dess livsmiljöer utgörs av tät barrskog med inblandning av lövträd och en väl utvecklad flerskiktad struktur med bärris och yngre eller undertryckta, täta granar i ett lägre skikt, ofta utmed bäckar och åar inne i den skyddande granskogen. Järpen överlever inte om dess livsmiljö kalavverkas och är även känslig för röjning, gallring och avverkning där unga granar och lövträd inte sparas i tillräcklig omfattning (SLU Artdatabanken, 2022). </w:t>
+        <w:t xml:space="preserve">, rödlistad som nära hotad och prioriterad art i Skogsvårdslagen har häckningsrevir i avverkningsanmälan. Arten har minskat med 25 (10–40) % under de senaste 12 åren och är mycket stationär inom sitt revir som är minst 25 hektar stort. Dess livsmiljöer utgörs av tät barrskog med inblandning av lövträd och en väl utvecklad flerskiktad struktur med bärris och yngre eller undertryckta, täta granar i ett lägre skikt, ofta utmed bäckar och åar inne i den skyddande granskogen. Järpen överlever inte om dess livsmiljö kalavverkas och är även känslig för röjning, gallring och avverkning där unga granar och lövträd inte sparas i tillräcklig omfattning (SLU Artdatabanken, 2022). </w:t>
       </w:r>
     </w:p>
     <w:p>
@@ -136,7 +136,7 @@
         <w:t>Spillkråka (NT, §4)</w:t>
       </w:r>
       <w:r>
-        <w:t xml:space="preserve"> är rödlistad som nära hotad och ingår i bilaga 1 i EU:s fågeldirektiv. Den minskar i population på grund av minskad tillgång på lämpliga bo- och födoträd och minskad födotillgång. Spillkråkans minskningstakt har uppgått till 19 (24-10) % under de senaste 15 åren. Minskningstakten för den svenska populationen bedöms vara nära gränsvärdet för Sårbar (VU) (A2bc). Skogsbruk med korta omloppstider och täta, homogena ungskogar utgör det största hotet, (SLU Artdatabanken, 2023).</w:t>
+        <w:t xml:space="preserve"> är rödlistad som nära hotad och ingår i bilaga 1 i EU:s fågeldirektiv. Den minskar i population på grund av minskad tillgång på lämpliga bo- och födoträd och minskad födotillgång. Spillkråkans minskningstakt har uppgått till 19 (24–10) % under de senaste 15 åren. Minskningstakten för den svenska populationen bedöms vara nära gränsvärdet för Sårbar (VU) (A2bc). Skogsbruk med korta omloppstider och täta, homogena ungskogar utgör det största hotet, (SLU Artdatabanken, 2023).</w:t>
       </w:r>
     </w:p>
     <w:p>
@@ -154,7 +154,7 @@
         <w:pStyle w:val="Title"/>
       </w:pPr>
       <w:r>
-        <w:t>BILAGA 1 - Fridlysta arter</w:t>
+        <w:t>BILAGA 1 – Fridlysta arter</w:t>
       </w:r>
     </w:p>
     <w:p>
@@ -167,7 +167,12 @@
     </w:p>
     <w:p>
       <w:r>
-        <w:t>Järpe är rödlistad som nära hotad (NT), fridlyst enligt 4§ Artskyddsförordningen och prioriterad art i Skogsvårdslagen. Järpen, som minskat med 25 (10 - 40) % under de senaste 12 åren, har sina livsmiljöer i tät barrskog med inblandning av lövträd och en väl utvecklad flerskiktad struktur med bärris och yngre eller undertryckta, täta granar i ett lägre skikt, ofta utmed bäckar och åar inne i den skyddande granskogen. Arten behöver lämpliga skogsbestånd om sammanlagt minst 25 hektar. Den är mycket stationär inom sitt revir och när ett par etablerat sig stannar de så länge miljön är intakt. Den undviker öppen mark och förﬂyttar sig sällan över större öppna myrar eller åkermark, och är därför känslig för fragmentering. Järpen överlever inte om dess livsmiljö kalavverkas och är även känslig för röjning, gallring och avverkning där unga granar och lövträd inte sparas i tillräcklig omfattning (SLU Artdatabanken, 2022).</w:t>
+        <w:t>Järpe är rödlistad som nära hotad (NT), fridlyst enligt 4§ Artskyddsförordningen och prioriterad art i Skogsvårdslagen. Järpen, som minskat med 25 (10–40) % under de senaste 12 åren, har sina livsmiljöer i tät barrskog med inblandning av lövträd och en väl utvecklad flerskiktad struktur med bärris och yngre eller undertryckta, täta granar i ett lägre skikt, ofta utmed bäckar och åar inne i den skyddande granskogen.</w:t>
+      </w:r>
+    </w:p>
+    <w:p>
+      <w:r>
+        <w:t>Arten behöver lämpliga skogsbestånd om sammanlagt minst 25 hektar. Den är mycket stationär inom sitt revir och när ett par etablerat sig stannar de så länge miljön är intakt. Den undviker öppen mark och förﬂyttar sig sällan över större öppna myrar eller åkermark, och är därför känslig för fragmentering. Järpen överlever inte om dess livsmiljö kalavverkas och är även känslig för röjning, gallring och avverkning där unga granar och lövträd inte sparas i tillräcklig omfattning (SLU Artdatabanken, 2022).</w:t>
       </w:r>
     </w:p>
     <w:p>
@@ -175,7 +180,7 @@
         <w:pStyle w:val="Heading2"/>
       </w:pPr>
       <w:r>
-        <w:t>Referenser - järpe</w:t>
+        <w:t>Referenser – järpe</w:t>
       </w:r>
     </w:p>
     <w:p>
@@ -202,7 +207,12 @@
     </w:p>
     <w:p>
       <w:r>
-        <w:t>Spillkråka (NT) är rödlistad som nära hotad, fridlyst enligt §4 Artskyddsförordningen och ingår i bilaga 1 i EU:s fågeldirektiv. Spillkråka lever i både barr- och blandskog liksom i ren lövskog. De tätaste populationerna tenderar att finnas i äldre, variationsrik blandskog med gott om död ved och gamla träd. Varje par utnyttjar 400-1 000 hektar skog beroende på skogens kvalitet. En minskning av populationen pågår på grund av minskad tillgång på lämpliga bo- och födoträd och minskad födotillgång. Spillkråkans minskningstakt har uppgått till 19 (24-10) % under de senaste 15 åren. Skogsbruk med korta omloppstider och täta, homogena ungskogar utgör det största hotet (Artdatabanken 2023).</w:t>
+        <w:t>Spillkråka (NT) är rödlistad som nära hotad, fridlyst enligt §4 Artskyddsförordningen och ingår i bilaga 1 i EU:s fågeldirektiv. Spillkråka lever i både barr- och blandskog liksom i ren lövskog. De tätaste populationerna tenderar att finnas i äldre, variationsrik blandskog med gott om död ved och gamla träd.</w:t>
+      </w:r>
+    </w:p>
+    <w:p>
+      <w:r>
+        <w:t>Varje par utnyttjar 400–1000 hektar skog beroende på skogens kvalitet. En minskning av populationen pågår på grund av minskad tillgång på lämpliga bo- och födoträd och minskad födotillgång. Spillkråkans minskningstakt har uppgått till 19 (24–10) % under de senaste 15 åren. Minskningstakten för den svenska populationen bedöms vara nära gränsvärdet för Sårbar (VU) (A2bc). Skogsbruk med korta omloppstider och täta, homogena ungskogar utgör det största hotet (Artdatabanken 2023).</w:t>
       </w:r>
     </w:p>
     <w:p>
@@ -210,7 +220,7 @@
         <w:pStyle w:val="Heading2"/>
       </w:pPr>
       <w:r>
-        <w:t>Referenser - spillkråka</w:t>
+        <w:t>Referenser – spillkråka</w:t>
       </w:r>
     </w:p>
     <w:p>
@@ -355,7 +365,7 @@
     <w:r>
       <w:tab/>
       <w:tab/>
-      <w:t>2024-12-02</w:t>
+      <w:t>2024-12-03</w:t>
       <w:br/>
       <w:br/>
     </w:r>

--- a/tillsyn/A 48278-2024 tillsynsbegäran.docx
+++ b/tillsyn/A 48278-2024 tillsynsbegäran.docx
@@ -365,7 +365,7 @@
     <w:r>
       <w:tab/>
       <w:tab/>
-      <w:t>2024-12-03</w:t>
+      <w:t>2024-12-04</w:t>
       <w:br/>
       <w:br/>
     </w:r>

--- a/tillsyn/A 48278-2024 tillsynsbegäran.docx
+++ b/tillsyn/A 48278-2024 tillsynsbegäran.docx
@@ -365,7 +365,7 @@
     <w:r>
       <w:tab/>
       <w:tab/>
-      <w:t>2024-12-04</w:t>
+      <w:t>2024-12-05</w:t>
       <w:br/>
       <w:br/>
     </w:r>

--- a/tillsyn/A 48278-2024 tillsynsbegäran.docx
+++ b/tillsyn/A 48278-2024 tillsynsbegäran.docx
@@ -365,7 +365,7 @@
     <w:r>
       <w:tab/>
       <w:tab/>
-      <w:t>2024-12-05</w:t>
+      <w:t>2024-12-07</w:t>
       <w:br/>
       <w:br/>
     </w:r>

--- a/tillsyn/A 48278-2024 tillsynsbegäran.docx
+++ b/tillsyn/A 48278-2024 tillsynsbegäran.docx
@@ -365,7 +365,7 @@
     <w:r>
       <w:tab/>
       <w:tab/>
-      <w:t>2024-12-07</w:t>
+      <w:t>2024-12-08</w:t>
       <w:br/>
       <w:br/>
     </w:r>

--- a/tillsyn/A 48278-2024 tillsynsbegäran.docx
+++ b/tillsyn/A 48278-2024 tillsynsbegäran.docx
@@ -365,7 +365,7 @@
     <w:r>
       <w:tab/>
       <w:tab/>
-      <w:t>2024-12-08</w:t>
+      <w:t>2024-12-09</w:t>
       <w:br/>
       <w:br/>
     </w:r>

--- a/tillsyn/A 48278-2024 tillsynsbegäran.docx
+++ b/tillsyn/A 48278-2024 tillsynsbegäran.docx
@@ -365,7 +365,7 @@
     <w:r>
       <w:tab/>
       <w:tab/>
-      <w:t>2024-12-09</w:t>
+      <w:t>2024-12-10</w:t>
       <w:br/>
       <w:br/>
     </w:r>

--- a/tillsyn/A 48278-2024 tillsynsbegäran.docx
+++ b/tillsyn/A 48278-2024 tillsynsbegäran.docx
@@ -365,7 +365,7 @@
     <w:r>
       <w:tab/>
       <w:tab/>
-      <w:t>2024-12-10</w:t>
+      <w:t>2024-12-11</w:t>
       <w:br/>
       <w:br/>
     </w:r>

--- a/tillsyn/A 48278-2024 tillsynsbegäran.docx
+++ b/tillsyn/A 48278-2024 tillsynsbegäran.docx
@@ -365,7 +365,7 @@
     <w:r>
       <w:tab/>
       <w:tab/>
-      <w:t>2024-12-11</w:t>
+      <w:t>2024-12-12</w:t>
       <w:br/>
       <w:br/>
     </w:r>

--- a/tillsyn/A 48278-2024 tillsynsbegäran.docx
+++ b/tillsyn/A 48278-2024 tillsynsbegäran.docx
@@ -365,7 +365,7 @@
     <w:r>
       <w:tab/>
       <w:tab/>
-      <w:t>2024-12-12</w:t>
+      <w:t>2024-12-13</w:t>
       <w:br/>
       <w:br/>
     </w:r>

--- a/tillsyn/A 48278-2024 tillsynsbegäran.docx
+++ b/tillsyn/A 48278-2024 tillsynsbegäran.docx
@@ -365,7 +365,7 @@
     <w:r>
       <w:tab/>
       <w:tab/>
-      <w:t>2024-12-13</w:t>
+      <w:t>2024-12-14</w:t>
       <w:br/>
       <w:br/>
     </w:r>

--- a/tillsyn/A 48278-2024 tillsynsbegäran.docx
+++ b/tillsyn/A 48278-2024 tillsynsbegäran.docx
@@ -365,7 +365,7 @@
     <w:r>
       <w:tab/>
       <w:tab/>
-      <w:t>2024-12-14</w:t>
+      <w:t>2024-12-15</w:t>
       <w:br/>
       <w:br/>
     </w:r>

--- a/tillsyn/A 48278-2024 tillsynsbegäran.docx
+++ b/tillsyn/A 48278-2024 tillsynsbegäran.docx
@@ -365,7 +365,7 @@
     <w:r>
       <w:tab/>
       <w:tab/>
-      <w:t>2024-12-15</w:t>
+      <w:t>2024-12-16</w:t>
       <w:br/>
       <w:br/>
     </w:r>

--- a/tillsyn/A 48278-2024 tillsynsbegäran.docx
+++ b/tillsyn/A 48278-2024 tillsynsbegäran.docx
@@ -365,7 +365,7 @@
     <w:r>
       <w:tab/>
       <w:tab/>
-      <w:t>2024-12-16</w:t>
+      <w:t>2024-12-17</w:t>
       <w:br/>
       <w:br/>
     </w:r>

--- a/tillsyn/A 48278-2024 tillsynsbegäran.docx
+++ b/tillsyn/A 48278-2024 tillsynsbegäran.docx
@@ -365,7 +365,7 @@
     <w:r>
       <w:tab/>
       <w:tab/>
-      <w:t>2024-12-17</w:t>
+      <w:t>2024-12-18</w:t>
       <w:br/>
       <w:br/>
     </w:r>

--- a/tillsyn/A 48278-2024 tillsynsbegäran.docx
+++ b/tillsyn/A 48278-2024 tillsynsbegäran.docx
@@ -365,7 +365,7 @@
     <w:r>
       <w:tab/>
       <w:tab/>
-      <w:t>2024-12-18</w:t>
+      <w:t>2024-12-19</w:t>
       <w:br/>
       <w:br/>
     </w:r>

--- a/tillsyn/A 48278-2024 tillsynsbegäran.docx
+++ b/tillsyn/A 48278-2024 tillsynsbegäran.docx
@@ -365,7 +365,7 @@
     <w:r>
       <w:tab/>
       <w:tab/>
-      <w:t>2024-12-19</w:t>
+      <w:t>2024-12-20</w:t>
       <w:br/>
       <w:br/>
     </w:r>

--- a/tillsyn/A 48278-2024 tillsynsbegäran.docx
+++ b/tillsyn/A 48278-2024 tillsynsbegäran.docx
@@ -365,7 +365,7 @@
     <w:r>
       <w:tab/>
       <w:tab/>
-      <w:t>2024-12-20</w:t>
+      <w:t>2024-12-22</w:t>
       <w:br/>
       <w:br/>
     </w:r>

--- a/tillsyn/A 48278-2024 tillsynsbegäran.docx
+++ b/tillsyn/A 48278-2024 tillsynsbegäran.docx
@@ -365,7 +365,7 @@
     <w:r>
       <w:tab/>
       <w:tab/>
-      <w:t>2024-12-22</w:t>
+      <w:t>2024-12-23</w:t>
       <w:br/>
       <w:br/>
     </w:r>

--- a/tillsyn/A 48278-2024 tillsynsbegäran.docx
+++ b/tillsyn/A 48278-2024 tillsynsbegäran.docx
@@ -365,7 +365,7 @@
     <w:r>
       <w:tab/>
       <w:tab/>
-      <w:t>2024-12-23</w:t>
+      <w:t>2024-12-24</w:t>
       <w:br/>
       <w:br/>
     </w:r>

--- a/tillsyn/A 48278-2024 tillsynsbegäran.docx
+++ b/tillsyn/A 48278-2024 tillsynsbegäran.docx
@@ -365,7 +365,7 @@
     <w:r>
       <w:tab/>
       <w:tab/>
-      <w:t>2024-12-31</w:t>
+      <w:t>2025-01-01</w:t>
       <w:br/>
       <w:br/>
     </w:r>

--- a/tillsyn/A 48278-2024 tillsynsbegäran.docx
+++ b/tillsyn/A 48278-2024 tillsynsbegäran.docx
@@ -365,7 +365,7 @@
     <w:r>
       <w:tab/>
       <w:tab/>
-      <w:t>2025-01-01</w:t>
+      <w:t>2025-01-02</w:t>
       <w:br/>
       <w:br/>
     </w:r>

--- a/tillsyn/A 48278-2024 tillsynsbegäran.docx
+++ b/tillsyn/A 48278-2024 tillsynsbegäran.docx
@@ -365,7 +365,7 @@
     <w:r>
       <w:tab/>
       <w:tab/>
-      <w:t>2025-01-02</w:t>
+      <w:t>2025-01-03</w:t>
       <w:br/>
       <w:br/>
     </w:r>

--- a/tillsyn/A 48278-2024 tillsynsbegäran.docx
+++ b/tillsyn/A 48278-2024 tillsynsbegäran.docx
@@ -365,7 +365,7 @@
     <w:r>
       <w:tab/>
       <w:tab/>
-      <w:t>2025-01-03</w:t>
+      <w:t>2025-01-04</w:t>
       <w:br/>
       <w:br/>
     </w:r>

--- a/tillsyn/A 48278-2024 tillsynsbegäran.docx
+++ b/tillsyn/A 48278-2024 tillsynsbegäran.docx
@@ -365,7 +365,7 @@
     <w:r>
       <w:tab/>
       <w:tab/>
-      <w:t>2025-01-04</w:t>
+      <w:t>2025-01-05</w:t>
       <w:br/>
       <w:br/>
     </w:r>

--- a/tillsyn/A 48278-2024 tillsynsbegäran.docx
+++ b/tillsyn/A 48278-2024 tillsynsbegäran.docx
@@ -365,7 +365,7 @@
     <w:r>
       <w:tab/>
       <w:tab/>
-      <w:t>2025-01-05</w:t>
+      <w:t>2025-01-06</w:t>
       <w:br/>
       <w:br/>
     </w:r>

--- a/tillsyn/A 48278-2024 tillsynsbegäran.docx
+++ b/tillsyn/A 48278-2024 tillsynsbegäran.docx
@@ -365,7 +365,7 @@
     <w:r>
       <w:tab/>
       <w:tab/>
-      <w:t>2025-01-06</w:t>
+      <w:t>2025-01-07</w:t>
       <w:br/>
       <w:br/>
     </w:r>

--- a/tillsyn/A 48278-2024 tillsynsbegäran.docx
+++ b/tillsyn/A 48278-2024 tillsynsbegäran.docx
@@ -365,7 +365,7 @@
     <w:r>
       <w:tab/>
       <w:tab/>
-      <w:t>2025-01-07</w:t>
+      <w:t>2025-01-08</w:t>
       <w:br/>
       <w:br/>
     </w:r>

--- a/tillsyn/A 48278-2024 tillsynsbegäran.docx
+++ b/tillsyn/A 48278-2024 tillsynsbegäran.docx
@@ -365,7 +365,7 @@
     <w:r>
       <w:tab/>
       <w:tab/>
-      <w:t>2025-01-08</w:t>
+      <w:t>2025-01-09</w:t>
       <w:br/>
       <w:br/>
     </w:r>

--- a/tillsyn/A 48278-2024 tillsynsbegäran.docx
+++ b/tillsyn/A 48278-2024 tillsynsbegäran.docx
@@ -365,7 +365,7 @@
     <w:r>
       <w:tab/>
       <w:tab/>
-      <w:t>2025-01-09</w:t>
+      <w:t>2025-01-10</w:t>
       <w:br/>
       <w:br/>
     </w:r>

--- a/tillsyn/A 48278-2024 tillsynsbegäran.docx
+++ b/tillsyn/A 48278-2024 tillsynsbegäran.docx
@@ -365,7 +365,7 @@
     <w:r>
       <w:tab/>
       <w:tab/>
-      <w:t>2025-01-10</w:t>
+      <w:t>2025-01-11</w:t>
       <w:br/>
       <w:br/>
     </w:r>

--- a/tillsyn/A 48278-2024 tillsynsbegäran.docx
+++ b/tillsyn/A 48278-2024 tillsynsbegäran.docx
@@ -365,7 +365,7 @@
     <w:r>
       <w:tab/>
       <w:tab/>
-      <w:t>2025-01-11</w:t>
+      <w:t>2025-01-12</w:t>
       <w:br/>
       <w:br/>
     </w:r>

--- a/tillsyn/A 48278-2024 tillsynsbegäran.docx
+++ b/tillsyn/A 48278-2024 tillsynsbegäran.docx
@@ -365,7 +365,7 @@
     <w:r>
       <w:tab/>
       <w:tab/>
-      <w:t>2025-01-30</w:t>
+      <w:t>2025-01-31</w:t>
       <w:br/>
       <w:br/>
     </w:r>

--- a/tillsyn/A 48278-2024 tillsynsbegäran.docx
+++ b/tillsyn/A 48278-2024 tillsynsbegäran.docx
@@ -365,7 +365,7 @@
     <w:r>
       <w:tab/>
       <w:tab/>
-      <w:t>2025-01-31</w:t>
+      <w:t>2025-02-02</w:t>
       <w:br/>
       <w:br/>
     </w:r>

--- a/tillsyn/A 48278-2024 tillsynsbegäran.docx
+++ b/tillsyn/A 48278-2024 tillsynsbegäran.docx
@@ -365,7 +365,7 @@
     <w:r>
       <w:tab/>
       <w:tab/>
-      <w:t>2025-02-02</w:t>
+      <w:t>2025-02-03</w:t>
       <w:br/>
       <w:br/>
     </w:r>

--- a/tillsyn/A 48278-2024 tillsynsbegäran.docx
+++ b/tillsyn/A 48278-2024 tillsynsbegäran.docx
@@ -365,7 +365,7 @@
     <w:r>
       <w:tab/>
       <w:tab/>
-      <w:t>2025-02-03</w:t>
+      <w:t>2025-02-04</w:t>
       <w:br/>
       <w:br/>
     </w:r>

--- a/tillsyn/A 48278-2024 tillsynsbegäran.docx
+++ b/tillsyn/A 48278-2024 tillsynsbegäran.docx
@@ -365,7 +365,7 @@
     <w:r>
       <w:tab/>
       <w:tab/>
-      <w:t>2025-02-04</w:t>
+      <w:t>2025-02-05</w:t>
       <w:br/>
       <w:br/>
     </w:r>

--- a/tillsyn/A 48278-2024 tillsynsbegäran.docx
+++ b/tillsyn/A 48278-2024 tillsynsbegäran.docx
@@ -365,7 +365,7 @@
     <w:r>
       <w:tab/>
       <w:tab/>
-      <w:t>2025-02-05</w:t>
+      <w:t>2025-02-06</w:t>
       <w:br/>
       <w:br/>
     </w:r>

--- a/tillsyn/A 48278-2024 tillsynsbegäran.docx
+++ b/tillsyn/A 48278-2024 tillsynsbegäran.docx
@@ -365,7 +365,7 @@
     <w:r>
       <w:tab/>
       <w:tab/>
-      <w:t>2025-02-06</w:t>
+      <w:t>2025-02-07</w:t>
       <w:br/>
       <w:br/>
     </w:r>

--- a/tillsyn/A 48278-2024 tillsynsbegäran.docx
+++ b/tillsyn/A 48278-2024 tillsynsbegäran.docx
@@ -365,7 +365,7 @@
     <w:r>
       <w:tab/>
       <w:tab/>
-      <w:t>2025-02-07</w:t>
+      <w:t>2025-02-08</w:t>
       <w:br/>
       <w:br/>
     </w:r>

--- a/tillsyn/A 48278-2024 tillsynsbegäran.docx
+++ b/tillsyn/A 48278-2024 tillsynsbegäran.docx
@@ -365,7 +365,7 @@
     <w:r>
       <w:tab/>
       <w:tab/>
-      <w:t>2025-02-08</w:t>
+      <w:t>2025-02-09</w:t>
       <w:br/>
       <w:br/>
     </w:r>

--- a/tillsyn/A 48278-2024 tillsynsbegäran.docx
+++ b/tillsyn/A 48278-2024 tillsynsbegäran.docx
@@ -365,7 +365,7 @@
     <w:r>
       <w:tab/>
       <w:tab/>
-      <w:t>2025-02-09</w:t>
+      <w:t>2025-02-10</w:t>
       <w:br/>
       <w:br/>
     </w:r>

--- a/tillsyn/A 48278-2024 tillsynsbegäran.docx
+++ b/tillsyn/A 48278-2024 tillsynsbegäran.docx
@@ -365,7 +365,7 @@
     <w:r>
       <w:tab/>
       <w:tab/>
-      <w:t>2025-02-10</w:t>
+      <w:t>2025-02-11</w:t>
       <w:br/>
       <w:br/>
     </w:r>

--- a/tillsyn/A 48278-2024 tillsynsbegäran.docx
+++ b/tillsyn/A 48278-2024 tillsynsbegäran.docx
@@ -365,7 +365,7 @@
     <w:r>
       <w:tab/>
       <w:tab/>
-      <w:t>2025-02-11</w:t>
+      <w:t>2025-02-12</w:t>
       <w:br/>
       <w:br/>
     </w:r>

--- a/tillsyn/A 48278-2024 tillsynsbegäran.docx
+++ b/tillsyn/A 48278-2024 tillsynsbegäran.docx
@@ -365,7 +365,7 @@
     <w:r>
       <w:tab/>
       <w:tab/>
-      <w:t>2025-03-02</w:t>
+      <w:t>2025-03-03</w:t>
       <w:br/>
       <w:br/>
     </w:r>

--- a/tillsyn/A 48278-2024 tillsynsbegäran.docx
+++ b/tillsyn/A 48278-2024 tillsynsbegäran.docx
@@ -365,7 +365,7 @@
     <w:r>
       <w:tab/>
       <w:tab/>
-      <w:t>2025-03-03</w:t>
+      <w:t>2025-03-04</w:t>
       <w:br/>
       <w:br/>
     </w:r>

--- a/tillsyn/A 48278-2024 tillsynsbegäran.docx
+++ b/tillsyn/A 48278-2024 tillsynsbegäran.docx
@@ -365,7 +365,7 @@
     <w:r>
       <w:tab/>
       <w:tab/>
-      <w:t>2025-03-04</w:t>
+      <w:t>2025-03-05</w:t>
       <w:br/>
       <w:br/>
     </w:r>

--- a/tillsyn/A 48278-2024 tillsynsbegäran.docx
+++ b/tillsyn/A 48278-2024 tillsynsbegäran.docx
@@ -365,7 +365,7 @@
     <w:r>
       <w:tab/>
       <w:tab/>
-      <w:t>2025-03-05</w:t>
+      <w:t>2025-03-06</w:t>
       <w:br/>
       <w:br/>
     </w:r>

--- a/tillsyn/A 48278-2024 tillsynsbegäran.docx
+++ b/tillsyn/A 48278-2024 tillsynsbegäran.docx
@@ -365,7 +365,7 @@
     <w:r>
       <w:tab/>
       <w:tab/>
-      <w:t>2025-03-06</w:t>
+      <w:t>2025-03-07</w:t>
       <w:br/>
       <w:br/>
     </w:r>

--- a/tillsyn/A 48278-2024 tillsynsbegäran.docx
+++ b/tillsyn/A 48278-2024 tillsynsbegäran.docx
@@ -365,7 +365,7 @@
     <w:r>
       <w:tab/>
       <w:tab/>
-      <w:t>2025-03-07</w:t>
+      <w:t>2025-03-08</w:t>
       <w:br/>
       <w:br/>
     </w:r>

--- a/tillsyn/A 48278-2024 tillsynsbegäran.docx
+++ b/tillsyn/A 48278-2024 tillsynsbegäran.docx
@@ -365,7 +365,7 @@
     <w:r>
       <w:tab/>
       <w:tab/>
-      <w:t>2025-03-08</w:t>
+      <w:t>2025-03-09</w:t>
       <w:br/>
       <w:br/>
     </w:r>

--- a/tillsyn/A 48278-2024 tillsynsbegäran.docx
+++ b/tillsyn/A 48278-2024 tillsynsbegäran.docx
@@ -365,7 +365,7 @@
     <w:r>
       <w:tab/>
       <w:tab/>
-      <w:t>2025-03-09</w:t>
+      <w:t>2025-03-10</w:t>
       <w:br/>
       <w:br/>
     </w:r>

--- a/tillsyn/A 48278-2024 tillsynsbegäran.docx
+++ b/tillsyn/A 48278-2024 tillsynsbegäran.docx
@@ -365,7 +365,7 @@
     <w:r>
       <w:tab/>
       <w:tab/>
-      <w:t>2025-03-10</w:t>
+      <w:t>2025-03-11</w:t>
       <w:br/>
       <w:br/>
     </w:r>

--- a/tillsyn/A 48278-2024 tillsynsbegäran.docx
+++ b/tillsyn/A 48278-2024 tillsynsbegäran.docx
@@ -365,7 +365,7 @@
     <w:r>
       <w:tab/>
       <w:tab/>
-      <w:t>2025-03-11</w:t>
+      <w:t>2025-03-12</w:t>
       <w:br/>
       <w:br/>
     </w:r>

--- a/tillsyn/A 48278-2024 tillsynsbegäran.docx
+++ b/tillsyn/A 48278-2024 tillsynsbegäran.docx
@@ -365,7 +365,7 @@
     <w:r>
       <w:tab/>
       <w:tab/>
-      <w:t>2025-03-12</w:t>
+      <w:t>2025-03-13</w:t>
       <w:br/>
       <w:br/>
     </w:r>

--- a/tillsyn/A 48278-2024 tillsynsbegäran.docx
+++ b/tillsyn/A 48278-2024 tillsynsbegäran.docx
@@ -365,7 +365,7 @@
     <w:r>
       <w:tab/>
       <w:tab/>
-      <w:t>2025-03-13</w:t>
+      <w:t>2025-03-14</w:t>
       <w:br/>
       <w:br/>
     </w:r>

--- a/tillsyn/A 48278-2024 tillsynsbegäran.docx
+++ b/tillsyn/A 48278-2024 tillsynsbegäran.docx
@@ -365,7 +365,7 @@
     <w:r>
       <w:tab/>
       <w:tab/>
-      <w:t>2025-03-14</w:t>
+      <w:t>2025-03-15</w:t>
       <w:br/>
       <w:br/>
     </w:r>

--- a/tillsyn/A 48278-2024 tillsynsbegäran.docx
+++ b/tillsyn/A 48278-2024 tillsynsbegäran.docx
@@ -365,7 +365,7 @@
     <w:r>
       <w:tab/>
       <w:tab/>
-      <w:t>2025-03-15</w:t>
+      <w:t>2025-03-16</w:t>
       <w:br/>
       <w:br/>
     </w:r>

--- a/tillsyn/A 48278-2024 tillsynsbegäran.docx
+++ b/tillsyn/A 48278-2024 tillsynsbegäran.docx
@@ -365,7 +365,7 @@
     <w:r>
       <w:tab/>
       <w:tab/>
-      <w:t>2025-03-16</w:t>
+      <w:t>2025-03-17</w:t>
       <w:br/>
       <w:br/>
     </w:r>

--- a/tillsyn/A 48278-2024 tillsynsbegäran.docx
+++ b/tillsyn/A 48278-2024 tillsynsbegäran.docx
@@ -365,7 +365,7 @@
     <w:r>
       <w:tab/>
       <w:tab/>
-      <w:t>2025-03-17</w:t>
+      <w:t>2025-03-18</w:t>
       <w:br/>
       <w:br/>
     </w:r>

--- a/tillsyn/A 48278-2024 tillsynsbegäran.docx
+++ b/tillsyn/A 48278-2024 tillsynsbegäran.docx
@@ -365,7 +365,7 @@
     <w:r>
       <w:tab/>
       <w:tab/>
-      <w:t>2025-03-18</w:t>
+      <w:t>2025-03-19</w:t>
       <w:br/>
       <w:br/>
     </w:r>

--- a/tillsyn/A 48278-2024 tillsynsbegäran.docx
+++ b/tillsyn/A 48278-2024 tillsynsbegäran.docx
@@ -365,7 +365,7 @@
     <w:r>
       <w:tab/>
       <w:tab/>
-      <w:t>2025-03-19</w:t>
+      <w:t>2025-03-20</w:t>
       <w:br/>
       <w:br/>
     </w:r>

--- a/tillsyn/A 48278-2024 tillsynsbegäran.docx
+++ b/tillsyn/A 48278-2024 tillsynsbegäran.docx
@@ -365,7 +365,7 @@
     <w:r>
       <w:tab/>
       <w:tab/>
-      <w:t>2025-03-20</w:t>
+      <w:t>2025-03-21</w:t>
       <w:br/>
       <w:br/>
     </w:r>

--- a/tillsyn/A 48278-2024 tillsynsbegäran.docx
+++ b/tillsyn/A 48278-2024 tillsynsbegäran.docx
@@ -365,7 +365,7 @@
     <w:r>
       <w:tab/>
       <w:tab/>
-      <w:t>2025-03-21</w:t>
+      <w:t>2025-03-22</w:t>
       <w:br/>
       <w:br/>
     </w:r>

--- a/tillsyn/A 48278-2024 tillsynsbegäran.docx
+++ b/tillsyn/A 48278-2024 tillsynsbegäran.docx
@@ -365,7 +365,7 @@
     <w:r>
       <w:tab/>
       <w:tab/>
-      <w:t>2025-03-22</w:t>
+      <w:t>2025-03-23</w:t>
       <w:br/>
       <w:br/>
     </w:r>

--- a/tillsyn/A 48278-2024 tillsynsbegäran.docx
+++ b/tillsyn/A 48278-2024 tillsynsbegäran.docx
@@ -365,7 +365,7 @@
     <w:r>
       <w:tab/>
       <w:tab/>
-      <w:t>2025-03-23</w:t>
+      <w:t>2025-03-24</w:t>
       <w:br/>
       <w:br/>
     </w:r>

--- a/tillsyn/A 48278-2024 tillsynsbegäran.docx
+++ b/tillsyn/A 48278-2024 tillsynsbegäran.docx
@@ -365,7 +365,7 @@
     <w:r>
       <w:tab/>
       <w:tab/>
-      <w:t>2025-03-24</w:t>
+      <w:t>2025-03-25</w:t>
       <w:br/>
       <w:br/>
     </w:r>

--- a/tillsyn/A 48278-2024 tillsynsbegäran.docx
+++ b/tillsyn/A 48278-2024 tillsynsbegäran.docx
@@ -365,7 +365,7 @@
     <w:r>
       <w:tab/>
       <w:tab/>
-      <w:t>2025-03-25</w:t>
+      <w:t>2025-03-26</w:t>
       <w:br/>
       <w:br/>
     </w:r>

--- a/tillsyn/A 48278-2024 tillsynsbegäran.docx
+++ b/tillsyn/A 48278-2024 tillsynsbegäran.docx
@@ -365,7 +365,7 @@
     <w:r>
       <w:tab/>
       <w:tab/>
-      <w:t>2025-03-26</w:t>
+      <w:t>2025-03-27</w:t>
       <w:br/>
       <w:br/>
     </w:r>

--- a/tillsyn/A 48278-2024 tillsynsbegäran.docx
+++ b/tillsyn/A 48278-2024 tillsynsbegäran.docx
@@ -365,7 +365,7 @@
     <w:r>
       <w:tab/>
       <w:tab/>
-      <w:t>2025-03-27</w:t>
+      <w:t>2025-03-28</w:t>
       <w:br/>
       <w:br/>
     </w:r>

--- a/tillsyn/A 48278-2024 tillsynsbegäran.docx
+++ b/tillsyn/A 48278-2024 tillsynsbegäran.docx
@@ -365,7 +365,7 @@
     <w:r>
       <w:tab/>
       <w:tab/>
-      <w:t>2025-03-28</w:t>
+      <w:t>2025-03-29</w:t>
       <w:br/>
       <w:br/>
     </w:r>

--- a/tillsyn/A 48278-2024 tillsynsbegäran.docx
+++ b/tillsyn/A 48278-2024 tillsynsbegäran.docx
@@ -365,7 +365,7 @@
     <w:r>
       <w:tab/>
       <w:tab/>
-      <w:t>2025-04-02</w:t>
+      <w:t>2025-04-03</w:t>
       <w:br/>
       <w:br/>
     </w:r>

--- a/tillsyn/A 48278-2024 tillsynsbegäran.docx
+++ b/tillsyn/A 48278-2024 tillsynsbegäran.docx
@@ -365,7 +365,7 @@
     <w:r>
       <w:tab/>
       <w:tab/>
-      <w:t>2025-04-03</w:t>
+      <w:t>2025-04-05</w:t>
       <w:br/>
       <w:br/>
     </w:r>

--- a/tillsyn/A 48278-2024 tillsynsbegäran.docx
+++ b/tillsyn/A 48278-2024 tillsynsbegäran.docx
@@ -365,7 +365,7 @@
     <w:r>
       <w:tab/>
       <w:tab/>
-      <w:t>2025-04-05</w:t>
+      <w:t>2025-04-06</w:t>
       <w:br/>
       <w:br/>
     </w:r>

--- a/tillsyn/A 48278-2024 tillsynsbegäran.docx
+++ b/tillsyn/A 48278-2024 tillsynsbegäran.docx
@@ -365,7 +365,7 @@
     <w:r>
       <w:tab/>
       <w:tab/>
-      <w:t>2025-04-06</w:t>
+      <w:t>2025-04-07</w:t>
       <w:br/>
       <w:br/>
     </w:r>

--- a/tillsyn/A 48278-2024 tillsynsbegäran.docx
+++ b/tillsyn/A 48278-2024 tillsynsbegäran.docx
@@ -365,7 +365,7 @@
     <w:r>
       <w:tab/>
       <w:tab/>
-      <w:t>2025-04-07</w:t>
+      <w:t>2025-04-08</w:t>
       <w:br/>
       <w:br/>
     </w:r>

--- a/tillsyn/A 48278-2024 tillsynsbegäran.docx
+++ b/tillsyn/A 48278-2024 tillsynsbegäran.docx
@@ -365,7 +365,7 @@
     <w:r>
       <w:tab/>
       <w:tab/>
-      <w:t>2025-04-08</w:t>
+      <w:t>2025-04-09</w:t>
       <w:br/>
       <w:br/>
     </w:r>

--- a/tillsyn/A 48278-2024 tillsynsbegäran.docx
+++ b/tillsyn/A 48278-2024 tillsynsbegäran.docx
@@ -125,7 +125,7 @@
         <w:t>Järpe (NT, §4)</w:t>
       </w:r>
       <w:r>
-        <w:t xml:space="preserve">, rödlistad som nära hotad och prioriterad art i Skogsvårdslagen har häckningsrevir i avverkningsanmälan. Arten har minskat med 25 (10–40) % under de senaste 12 åren och är mycket stationär inom sitt revir som är minst 25 hektar stort. Dess livsmiljöer utgörs av tät barrskog med inblandning av lövträd och en väl utvecklad flerskiktad struktur med bärris och yngre eller undertryckta, täta granar i ett lägre skikt, ofta utmed bäckar och åar inne i den skyddande granskogen. Järpen överlever inte om dess livsmiljö kalavverkas och är även känslig för röjning, gallring och avverkning där unga granar och lövträd inte sparas i tillräcklig omfattning (SLU Artdatabanken, 2022). </w:t>
+        <w:t>, rödlistad som nära hotad och prioriterad art i Skogsvårdslagen har häckningsrevir i avverkningsanmälan. Arten har minskat med 25 (10–40) % under de senaste 12 åren och är mycket stationär inom sitt revir som är minst 25 hektar stort. Dess livsmiljöer utgörs av tät barrskog med inblandning av lövträd och en väl utvecklad flerskiktad struktur med bärris och yngre eller undertryckta, täta granar i ett lägre skikt, ofta utmed bäckar och åar inne i den skyddande granskogen. Järpen överlever inte om dess livsmiljö kalavverkas och är även känslig för röjning, gallring och avverkning där unga granar och lövträd inte sparas i tillräcklig omfattning (SLU Artdatabanken, 2022).</w:t>
       </w:r>
     </w:p>
     <w:p>
@@ -365,7 +365,7 @@
     <w:r>
       <w:tab/>
       <w:tab/>
-      <w:t>2025-04-09</w:t>
+      <w:t>2025-04-10</w:t>
       <w:br/>
       <w:br/>
     </w:r>

--- a/tillsyn/A 48278-2024 tillsynsbegäran.docx
+++ b/tillsyn/A 48278-2024 tillsynsbegäran.docx
@@ -365,7 +365,7 @@
     <w:r>
       <w:tab/>
       <w:tab/>
-      <w:t>2025-04-10</w:t>
+      <w:t>2025-04-11</w:t>
       <w:br/>
       <w:br/>
     </w:r>

--- a/tillsyn/A 48278-2024 tillsynsbegäran.docx
+++ b/tillsyn/A 48278-2024 tillsynsbegäran.docx
@@ -365,7 +365,7 @@
     <w:r>
       <w:tab/>
       <w:tab/>
-      <w:t>2025-04-11</w:t>
+      <w:t>2025-04-12</w:t>
       <w:br/>
       <w:br/>
     </w:r>

--- a/tillsyn/A 48278-2024 tillsynsbegäran.docx
+++ b/tillsyn/A 48278-2024 tillsynsbegäran.docx
@@ -365,7 +365,7 @@
     <w:r>
       <w:tab/>
       <w:tab/>
-      <w:t>2025-04-12</w:t>
+      <w:t>2025-04-13</w:t>
       <w:br/>
       <w:br/>
     </w:r>

--- a/tillsyn/A 48278-2024 tillsynsbegäran.docx
+++ b/tillsyn/A 48278-2024 tillsynsbegäran.docx
@@ -365,7 +365,7 @@
     <w:r>
       <w:tab/>
       <w:tab/>
-      <w:t>2025-04-13</w:t>
+      <w:t>2025-04-14</w:t>
       <w:br/>
       <w:br/>
     </w:r>

--- a/tillsyn/A 48278-2024 tillsynsbegäran.docx
+++ b/tillsyn/A 48278-2024 tillsynsbegäran.docx
@@ -365,7 +365,7 @@
     <w:r>
       <w:tab/>
       <w:tab/>
-      <w:t>2025-04-14</w:t>
+      <w:t>2025-04-15</w:t>
       <w:br/>
       <w:br/>
     </w:r>

--- a/tillsyn/A 48278-2024 tillsynsbegäran.docx
+++ b/tillsyn/A 48278-2024 tillsynsbegäran.docx
@@ -365,7 +365,7 @@
     <w:r>
       <w:tab/>
       <w:tab/>
-      <w:t>2025-04-15</w:t>
+      <w:t>2025-04-16</w:t>
       <w:br/>
       <w:br/>
     </w:r>

--- a/tillsyn/A 48278-2024 tillsynsbegäran.docx
+++ b/tillsyn/A 48278-2024 tillsynsbegäran.docx
@@ -365,7 +365,7 @@
     <w:r>
       <w:tab/>
       <w:tab/>
-      <w:t>2025-04-16</w:t>
+      <w:t>2025-04-17</w:t>
       <w:br/>
       <w:br/>
     </w:r>

--- a/tillsyn/A 48278-2024 tillsynsbegäran.docx
+++ b/tillsyn/A 48278-2024 tillsynsbegäran.docx
@@ -365,7 +365,7 @@
     <w:r>
       <w:tab/>
       <w:tab/>
-      <w:t>2025-04-17</w:t>
+      <w:t>2025-04-18</w:t>
       <w:br/>
       <w:br/>
     </w:r>

--- a/tillsyn/A 48278-2024 tillsynsbegäran.docx
+++ b/tillsyn/A 48278-2024 tillsynsbegäran.docx
@@ -365,7 +365,7 @@
     <w:r>
       <w:tab/>
       <w:tab/>
-      <w:t>2025-04-18</w:t>
+      <w:t>2025-04-19</w:t>
       <w:br/>
       <w:br/>
     </w:r>

--- a/tillsyn/A 48278-2024 tillsynsbegäran.docx
+++ b/tillsyn/A 48278-2024 tillsynsbegäran.docx
@@ -365,7 +365,7 @@
     <w:r>
       <w:tab/>
       <w:tab/>
-      <w:t>2025-05-03</w:t>
+      <w:t>2025-05-04</w:t>
       <w:br/>
       <w:br/>
     </w:r>

--- a/tillsyn/A 48278-2024 tillsynsbegäran.docx
+++ b/tillsyn/A 48278-2024 tillsynsbegäran.docx
@@ -365,7 +365,7 @@
     <w:r>
       <w:tab/>
       <w:tab/>
-      <w:t>2025-05-04</w:t>
+      <w:t>2025-05-06</w:t>
       <w:br/>
       <w:br/>
     </w:r>

--- a/tillsyn/A 48278-2024 tillsynsbegäran.docx
+++ b/tillsyn/A 48278-2024 tillsynsbegäran.docx
@@ -365,7 +365,7 @@
     <w:r>
       <w:tab/>
       <w:tab/>
-      <w:t>2025-05-06</w:t>
+      <w:t>2025-05-07</w:t>
       <w:br/>
       <w:br/>
     </w:r>

--- a/tillsyn/A 48278-2024 tillsynsbegäran.docx
+++ b/tillsyn/A 48278-2024 tillsynsbegäran.docx
@@ -365,7 +365,7 @@
     <w:r>
       <w:tab/>
       <w:tab/>
-      <w:t>2025-05-07</w:t>
+      <w:t>2025-05-08</w:t>
       <w:br/>
       <w:br/>
     </w:r>

--- a/tillsyn/A 48278-2024 tillsynsbegäran.docx
+++ b/tillsyn/A 48278-2024 tillsynsbegäran.docx
@@ -365,7 +365,7 @@
     <w:r>
       <w:tab/>
       <w:tab/>
-      <w:t>2025-05-08</w:t>
+      <w:t>2025-05-09</w:t>
       <w:br/>
       <w:br/>
     </w:r>

--- a/tillsyn/A 48278-2024 tillsynsbegäran.docx
+++ b/tillsyn/A 48278-2024 tillsynsbegäran.docx
@@ -365,7 +365,7 @@
     <w:r>
       <w:tab/>
       <w:tab/>
-      <w:t>2025-05-09</w:t>
+      <w:t>2025-05-10</w:t>
       <w:br/>
       <w:br/>
     </w:r>

--- a/tillsyn/A 48278-2024 tillsynsbegäran.docx
+++ b/tillsyn/A 48278-2024 tillsynsbegäran.docx
@@ -365,7 +365,7 @@
     <w:r>
       <w:tab/>
       <w:tab/>
-      <w:t>2025-05-10</w:t>
+      <w:t>2025-05-11</w:t>
       <w:br/>
       <w:br/>
     </w:r>

--- a/tillsyn/A 48278-2024 tillsynsbegäran.docx
+++ b/tillsyn/A 48278-2024 tillsynsbegäran.docx
@@ -365,7 +365,7 @@
     <w:r>
       <w:tab/>
       <w:tab/>
-      <w:t>2025-05-11</w:t>
+      <w:t>2025-05-12</w:t>
       <w:br/>
       <w:br/>
     </w:r>

--- a/tillsyn/A 48278-2024 tillsynsbegäran.docx
+++ b/tillsyn/A 48278-2024 tillsynsbegäran.docx
@@ -365,7 +365,7 @@
     <w:r>
       <w:tab/>
       <w:tab/>
-      <w:t>2025-05-12</w:t>
+      <w:t>2025-05-13</w:t>
       <w:br/>
       <w:br/>
     </w:r>

--- a/tillsyn/A 48278-2024 tillsynsbegäran.docx
+++ b/tillsyn/A 48278-2024 tillsynsbegäran.docx
@@ -365,7 +365,7 @@
     <w:r>
       <w:tab/>
       <w:tab/>
-      <w:t>2025-05-13</w:t>
+      <w:t>2025-05-14</w:t>
       <w:br/>
       <w:br/>
     </w:r>

--- a/tillsyn/A 48278-2024 tillsynsbegäran.docx
+++ b/tillsyn/A 48278-2024 tillsynsbegäran.docx
@@ -365,7 +365,7 @@
     <w:r>
       <w:tab/>
       <w:tab/>
-      <w:t>2025-05-14</w:t>
+      <w:t>2025-05-15</w:t>
       <w:br/>
       <w:br/>
     </w:r>

--- a/tillsyn/A 48278-2024 tillsynsbegäran.docx
+++ b/tillsyn/A 48278-2024 tillsynsbegäran.docx
@@ -365,7 +365,7 @@
     <w:r>
       <w:tab/>
       <w:tab/>
-      <w:t>2025-05-15</w:t>
+      <w:t>2025-05-16</w:t>
       <w:br/>
       <w:br/>
     </w:r>

--- a/tillsyn/A 48278-2024 tillsynsbegäran.docx
+++ b/tillsyn/A 48278-2024 tillsynsbegäran.docx
@@ -365,7 +365,7 @@
     <w:r>
       <w:tab/>
       <w:tab/>
-      <w:t>2025-05-16</w:t>
+      <w:t>2025-05-17</w:t>
       <w:br/>
       <w:br/>
     </w:r>

--- a/tillsyn/A 48278-2024 tillsynsbegäran.docx
+++ b/tillsyn/A 48278-2024 tillsynsbegäran.docx
@@ -365,7 +365,7 @@
     <w:r>
       <w:tab/>
       <w:tab/>
-      <w:t>2025-05-17</w:t>
+      <w:t>2025-05-18</w:t>
       <w:br/>
       <w:br/>
     </w:r>

--- a/tillsyn/A 48278-2024 tillsynsbegäran.docx
+++ b/tillsyn/A 48278-2024 tillsynsbegäran.docx
@@ -365,7 +365,7 @@
     <w:r>
       <w:tab/>
       <w:tab/>
-      <w:t>2025-05-18</w:t>
+      <w:t>2025-05-19</w:t>
       <w:br/>
       <w:br/>
     </w:r>

--- a/tillsyn/A 48278-2024 tillsynsbegäran.docx
+++ b/tillsyn/A 48278-2024 tillsynsbegäran.docx
@@ -365,7 +365,7 @@
     <w:r>
       <w:tab/>
       <w:tab/>
-      <w:t>2025-05-19</w:t>
+      <w:t>2025-05-20</w:t>
       <w:br/>
       <w:br/>
     </w:r>

--- a/tillsyn/A 48278-2024 tillsynsbegäran.docx
+++ b/tillsyn/A 48278-2024 tillsynsbegäran.docx
@@ -365,7 +365,7 @@
     <w:r>
       <w:tab/>
       <w:tab/>
-      <w:t>2025-05-20</w:t>
+      <w:t>2025-05-21</w:t>
       <w:br/>
       <w:br/>
     </w:r>

--- a/tillsyn/A 48278-2024 tillsynsbegäran.docx
+++ b/tillsyn/A 48278-2024 tillsynsbegäran.docx
@@ -365,7 +365,7 @@
     <w:r>
       <w:tab/>
       <w:tab/>
-      <w:t>2025-05-21</w:t>
+      <w:t>2025-05-22</w:t>
       <w:br/>
       <w:br/>
     </w:r>

--- a/tillsyn/A 48278-2024 tillsynsbegäran.docx
+++ b/tillsyn/A 48278-2024 tillsynsbegäran.docx
@@ -365,7 +365,7 @@
     <w:r>
       <w:tab/>
       <w:tab/>
-      <w:t>2025-05-22</w:t>
+      <w:t>2025-05-23</w:t>
       <w:br/>
       <w:br/>
     </w:r>

--- a/tillsyn/A 48278-2024 tillsynsbegäran.docx
+++ b/tillsyn/A 48278-2024 tillsynsbegäran.docx
@@ -365,7 +365,7 @@
     <w:r>
       <w:tab/>
       <w:tab/>
-      <w:t>2025-05-23</w:t>
+      <w:t>2025-05-24</w:t>
       <w:br/>
       <w:br/>
     </w:r>

--- a/tillsyn/A 48278-2024 tillsynsbegäran.docx
+++ b/tillsyn/A 48278-2024 tillsynsbegäran.docx
@@ -365,7 +365,7 @@
     <w:r>
       <w:tab/>
       <w:tab/>
-      <w:t>2025-05-24</w:t>
+      <w:t>2025-05-25</w:t>
       <w:br/>
       <w:br/>
     </w:r>

--- a/tillsyn/A 48278-2024 tillsynsbegäran.docx
+++ b/tillsyn/A 48278-2024 tillsynsbegäran.docx
@@ -365,7 +365,7 @@
     <w:r>
       <w:tab/>
       <w:tab/>
-      <w:t>2025-05-25</w:t>
+      <w:t>2025-05-26</w:t>
       <w:br/>
       <w:br/>
     </w:r>

--- a/tillsyn/A 48278-2024 tillsynsbegäran.docx
+++ b/tillsyn/A 48278-2024 tillsynsbegäran.docx
@@ -365,7 +365,7 @@
     <w:r>
       <w:tab/>
       <w:tab/>
-      <w:t>2025-05-26</w:t>
+      <w:t>2025-05-27</w:t>
       <w:br/>
       <w:br/>
     </w:r>

--- a/tillsyn/A 48278-2024 tillsynsbegäran.docx
+++ b/tillsyn/A 48278-2024 tillsynsbegäran.docx
@@ -365,7 +365,7 @@
     <w:r>
       <w:tab/>
       <w:tab/>
-      <w:t>2025-05-27</w:t>
+      <w:t>2025-05-30</w:t>
       <w:br/>
       <w:br/>
     </w:r>

--- a/tillsyn/A 48278-2024 tillsynsbegäran.docx
+++ b/tillsyn/A 48278-2024 tillsynsbegäran.docx
@@ -365,7 +365,7 @@
     <w:r>
       <w:tab/>
       <w:tab/>
-      <w:t>2025-05-30</w:t>
+      <w:t>2025-06-01</w:t>
       <w:br/>
       <w:br/>
     </w:r>

--- a/tillsyn/A 48278-2024 tillsynsbegäran.docx
+++ b/tillsyn/A 48278-2024 tillsynsbegäran.docx
@@ -365,7 +365,7 @@
     <w:r>
       <w:tab/>
       <w:tab/>
-      <w:t>2025-06-01</w:t>
+      <w:t>2025-06-02</w:t>
       <w:br/>
       <w:br/>
     </w:r>

--- a/tillsyn/A 48278-2024 tillsynsbegäran.docx
+++ b/tillsyn/A 48278-2024 tillsynsbegäran.docx
@@ -365,7 +365,7 @@
     <w:r>
       <w:tab/>
       <w:tab/>
-      <w:t>2025-06-02</w:t>
+      <w:t>2025-06-03</w:t>
       <w:br/>
       <w:br/>
     </w:r>

--- a/tillsyn/A 48278-2024 tillsynsbegäran.docx
+++ b/tillsyn/A 48278-2024 tillsynsbegäran.docx
@@ -365,7 +365,7 @@
     <w:r>
       <w:tab/>
       <w:tab/>
-      <w:t>2025-06-03</w:t>
+      <w:t>2025-06-04</w:t>
       <w:br/>
       <w:br/>
     </w:r>

--- a/tillsyn/A 48278-2024 tillsynsbegäran.docx
+++ b/tillsyn/A 48278-2024 tillsynsbegäran.docx
@@ -365,7 +365,7 @@
     <w:r>
       <w:tab/>
       <w:tab/>
-      <w:t>2025-06-04</w:t>
+      <w:t>2025-06-05</w:t>
       <w:br/>
       <w:br/>
     </w:r>

--- a/tillsyn/A 48278-2024 tillsynsbegäran.docx
+++ b/tillsyn/A 48278-2024 tillsynsbegäran.docx
@@ -365,7 +365,7 @@
     <w:r>
       <w:tab/>
       <w:tab/>
-      <w:t>2025-06-13</w:t>
+      <w:t>2025-06-15</w:t>
       <w:br/>
       <w:br/>
     </w:r>

--- a/tillsyn/A 48278-2024 tillsynsbegäran.docx
+++ b/tillsyn/A 48278-2024 tillsynsbegäran.docx
@@ -365,7 +365,7 @@
     <w:r>
       <w:tab/>
       <w:tab/>
-      <w:t>2025-06-15</w:t>
+      <w:t>2025-06-16</w:t>
       <w:br/>
       <w:br/>
     </w:r>

--- a/tillsyn/A 48278-2024 tillsynsbegäran.docx
+++ b/tillsyn/A 48278-2024 tillsynsbegäran.docx
@@ -365,7 +365,7 @@
     <w:r>
       <w:tab/>
       <w:tab/>
-      <w:t>2025-06-16</w:t>
+      <w:t>2025-06-17</w:t>
       <w:br/>
       <w:br/>
     </w:r>

--- a/tillsyn/A 48278-2024 tillsynsbegäran.docx
+++ b/tillsyn/A 48278-2024 tillsynsbegäran.docx
@@ -365,7 +365,7 @@
     <w:r>
       <w:tab/>
       <w:tab/>
-      <w:t>2025-06-17</w:t>
+      <w:t>2025-06-18</w:t>
       <w:br/>
       <w:br/>
     </w:r>

--- a/tillsyn/A 48278-2024 tillsynsbegäran.docx
+++ b/tillsyn/A 48278-2024 tillsynsbegäran.docx
@@ -365,7 +365,7 @@
     <w:r>
       <w:tab/>
       <w:tab/>
-      <w:t>2025-06-18</w:t>
+      <w:t>2025-06-19</w:t>
       <w:br/>
       <w:br/>
     </w:r>

--- a/tillsyn/A 48278-2024 tillsynsbegäran.docx
+++ b/tillsyn/A 48278-2024 tillsynsbegäran.docx
@@ -365,7 +365,7 @@
     <w:r>
       <w:tab/>
       <w:tab/>
-      <w:t>2025-06-19</w:t>
+      <w:t>2025-06-20</w:t>
       <w:br/>
       <w:br/>
     </w:r>

--- a/tillsyn/A 48278-2024 tillsynsbegäran.docx
+++ b/tillsyn/A 48278-2024 tillsynsbegäran.docx
@@ -365,7 +365,7 @@
     <w:r>
       <w:tab/>
       <w:tab/>
-      <w:t>2025-06-20</w:t>
+      <w:t>2025-06-21</w:t>
       <w:br/>
       <w:br/>
     </w:r>

--- a/tillsyn/A 48278-2024 tillsynsbegäran.docx
+++ b/tillsyn/A 48278-2024 tillsynsbegäran.docx
@@ -365,7 +365,7 @@
     <w:r>
       <w:tab/>
       <w:tab/>
-      <w:t>2025-06-21</w:t>
+      <w:t>2025-06-22</w:t>
       <w:br/>
       <w:br/>
     </w:r>

--- a/tillsyn/A 48278-2024 tillsynsbegäran.docx
+++ b/tillsyn/A 48278-2024 tillsynsbegäran.docx
@@ -365,7 +365,7 @@
     <w:r>
       <w:tab/>
       <w:tab/>
-      <w:t>2025-06-22</w:t>
+      <w:t>2025-06-23</w:t>
       <w:br/>
       <w:br/>
     </w:r>

--- a/tillsyn/A 48278-2024 tillsynsbegäran.docx
+++ b/tillsyn/A 48278-2024 tillsynsbegäran.docx
@@ -365,7 +365,7 @@
     <w:r>
       <w:tab/>
       <w:tab/>
-      <w:t>2025-06-23</w:t>
+      <w:t>2025-06-24</w:t>
       <w:br/>
       <w:br/>
     </w:r>

--- a/tillsyn/A 48278-2024 tillsynsbegäran.docx
+++ b/tillsyn/A 48278-2024 tillsynsbegäran.docx
@@ -365,7 +365,7 @@
     <w:r>
       <w:tab/>
       <w:tab/>
-      <w:t>2025-06-24</w:t>
+      <w:t>2025-06-25</w:t>
       <w:br/>
       <w:br/>
     </w:r>

--- a/tillsyn/A 48278-2024 tillsynsbegäran.docx
+++ b/tillsyn/A 48278-2024 tillsynsbegäran.docx
@@ -365,7 +365,7 @@
     <w:r>
       <w:tab/>
       <w:tab/>
-      <w:t>2025-06-25</w:t>
+      <w:t>2025-06-26</w:t>
       <w:br/>
       <w:br/>
     </w:r>

--- a/tillsyn/A 48278-2024 tillsynsbegäran.docx
+++ b/tillsyn/A 48278-2024 tillsynsbegäran.docx
@@ -365,7 +365,7 @@
     <w:r>
       <w:tab/>
       <w:tab/>
-      <w:t>2025-06-26</w:t>
+      <w:t>2025-06-27</w:t>
       <w:br/>
       <w:br/>
     </w:r>

--- a/tillsyn/A 48278-2024 tillsynsbegäran.docx
+++ b/tillsyn/A 48278-2024 tillsynsbegäran.docx
@@ -365,7 +365,7 @@
     <w:r>
       <w:tab/>
       <w:tab/>
-      <w:t>2025-06-27</w:t>
+      <w:t>2025-06-28</w:t>
       <w:br/>
       <w:br/>
     </w:r>

--- a/tillsyn/A 48278-2024 tillsynsbegäran.docx
+++ b/tillsyn/A 48278-2024 tillsynsbegäran.docx
@@ -365,7 +365,7 @@
     <w:r>
       <w:tab/>
       <w:tab/>
-      <w:t>2025-06-28</w:t>
+      <w:t>2025-06-29</w:t>
       <w:br/>
       <w:br/>
     </w:r>

--- a/tillsyn/A 48278-2024 tillsynsbegäran.docx
+++ b/tillsyn/A 48278-2024 tillsynsbegäran.docx
@@ -365,7 +365,7 @@
     <w:r>
       <w:tab/>
       <w:tab/>
-      <w:t>2025-06-29</w:t>
+      <w:t>2025-06-30</w:t>
       <w:br/>
       <w:br/>
     </w:r>

--- a/tillsyn/A 48278-2024 tillsynsbegäran.docx
+++ b/tillsyn/A 48278-2024 tillsynsbegäran.docx
@@ -365,7 +365,7 @@
     <w:r>
       <w:tab/>
       <w:tab/>
-      <w:t>2025-06-30</w:t>
+      <w:t>2025-07-01</w:t>
       <w:br/>
       <w:br/>
     </w:r>

--- a/tillsyn/A 48278-2024 tillsynsbegäran.docx
+++ b/tillsyn/A 48278-2024 tillsynsbegäran.docx
@@ -365,7 +365,7 @@
     <w:r>
       <w:tab/>
       <w:tab/>
-      <w:t>2025-07-01</w:t>
+      <w:t>2025-07-02</w:t>
       <w:br/>
       <w:br/>
     </w:r>

--- a/tillsyn/A 48278-2024 tillsynsbegäran.docx
+++ b/tillsyn/A 48278-2024 tillsynsbegäran.docx
@@ -365,7 +365,7 @@
     <w:r>
       <w:tab/>
       <w:tab/>
-      <w:t>2025-07-02</w:t>
+      <w:t>2025-07-03</w:t>
       <w:br/>
       <w:br/>
     </w:r>

--- a/tillsyn/A 48278-2024 tillsynsbegäran.docx
+++ b/tillsyn/A 48278-2024 tillsynsbegäran.docx
@@ -365,7 +365,7 @@
     <w:r>
       <w:tab/>
       <w:tab/>
-      <w:t>2025-07-03</w:t>
+      <w:t>2025-07-04</w:t>
       <w:br/>
       <w:br/>
     </w:r>

--- a/tillsyn/A 48278-2024 tillsynsbegäran.docx
+++ b/tillsyn/A 48278-2024 tillsynsbegäran.docx
@@ -365,7 +365,7 @@
     <w:r>
       <w:tab/>
       <w:tab/>
-      <w:t>2025-07-04</w:t>
+      <w:t>2025-07-05</w:t>
       <w:br/>
       <w:br/>
     </w:r>

--- a/tillsyn/A 48278-2024 tillsynsbegäran.docx
+++ b/tillsyn/A 48278-2024 tillsynsbegäran.docx
@@ -365,7 +365,7 @@
     <w:r>
       <w:tab/>
       <w:tab/>
-      <w:t>2025-07-05</w:t>
+      <w:t>2025-07-06</w:t>
       <w:br/>
       <w:br/>
     </w:r>

--- a/tillsyn/A 48278-2024 tillsynsbegäran.docx
+++ b/tillsyn/A 48278-2024 tillsynsbegäran.docx
@@ -365,7 +365,7 @@
     <w:r>
       <w:tab/>
       <w:tab/>
-      <w:t>2025-07-06</w:t>
+      <w:t>2025-07-07</w:t>
       <w:br/>
       <w:br/>
     </w:r>

--- a/tillsyn/A 48278-2024 tillsynsbegäran.docx
+++ b/tillsyn/A 48278-2024 tillsynsbegäran.docx
@@ -365,7 +365,7 @@
     <w:r>
       <w:tab/>
       <w:tab/>
-      <w:t>2025-07-07</w:t>
+      <w:t>2025-07-08</w:t>
       <w:br/>
       <w:br/>
     </w:r>

--- a/tillsyn/A 48278-2024 tillsynsbegäran.docx
+++ b/tillsyn/A 48278-2024 tillsynsbegäran.docx
@@ -365,7 +365,7 @@
     <w:r>
       <w:tab/>
       <w:tab/>
-      <w:t>2025-07-08</w:t>
+      <w:t>2025-07-09</w:t>
       <w:br/>
       <w:br/>
     </w:r>

--- a/tillsyn/A 48278-2024 tillsynsbegäran.docx
+++ b/tillsyn/A 48278-2024 tillsynsbegäran.docx
@@ -365,7 +365,7 @@
     <w:r>
       <w:tab/>
       <w:tab/>
-      <w:t>2025-07-09</w:t>
+      <w:t>2025-07-11</w:t>
       <w:br/>
       <w:br/>
     </w:r>

--- a/tillsyn/A 48278-2024 tillsynsbegäran.docx
+++ b/tillsyn/A 48278-2024 tillsynsbegäran.docx
@@ -365,7 +365,7 @@
     <w:r>
       <w:tab/>
       <w:tab/>
-      <w:t>2025-07-11</w:t>
+      <w:t>2025-07-12</w:t>
       <w:br/>
       <w:br/>
     </w:r>

--- a/tillsyn/A 48278-2024 tillsynsbegäran.docx
+++ b/tillsyn/A 48278-2024 tillsynsbegäran.docx
@@ -365,7 +365,7 @@
     <w:r>
       <w:tab/>
       <w:tab/>
-      <w:t>2025-07-12</w:t>
+      <w:t>2025-07-13</w:t>
       <w:br/>
       <w:br/>
     </w:r>

--- a/tillsyn/A 48278-2024 tillsynsbegäran.docx
+++ b/tillsyn/A 48278-2024 tillsynsbegäran.docx
@@ -365,7 +365,7 @@
     <w:r>
       <w:tab/>
       <w:tab/>
-      <w:t>2025-07-13</w:t>
+      <w:t>2025-07-14</w:t>
       <w:br/>
       <w:br/>
     </w:r>

--- a/tillsyn/A 48278-2024 tillsynsbegäran.docx
+++ b/tillsyn/A 48278-2024 tillsynsbegäran.docx
@@ -365,7 +365,7 @@
     <w:r>
       <w:tab/>
       <w:tab/>
-      <w:t>2025-08-06</w:t>
+      <w:t>2025-08-09</w:t>
       <w:br/>
       <w:br/>
     </w:r>
